--- a/project/documents/miscellaneous/NikeActionReq_New.docx
+++ b/project/documents/miscellaneous/NikeActionReq_New.docx
@@ -7,10 +7,7 @@
         <w:spacing w:after="0" w:line="240" w:lineRule="auto"/>
       </w:pPr>
       <w:r>
-        <w:t xml:space="preserve">Subject Line: </w:t>
-      </w:r>
-      <w:r>
-        <w:t>[A</w:t>
+        <w:t>A</w:t>
       </w:r>
       <w:r>
         <w:t xml:space="preserve">DD </w:t>
@@ -22,9 +19,6 @@
         <w:t>DATE</w:t>
       </w:r>
       <w:r>
-        <w:t>]</w:t>
-      </w:r>
-      <w:r>
         <w:t xml:space="preserve"> – Action Req’d (INT): </w:t>
       </w:r>
       <w:r>
@@ -32,7 +26,7 @@
           <w:bCs/>
           <w:noProof/>
         </w:rPr>
-        <w:t>@</w:t>
+        <w:t>&lt;&lt;</w:t>
       </w:r>
       <w:r>
         <w:rPr>
@@ -46,13 +40,13 @@
           <w:bCs/>
           <w:noProof/>
         </w:rPr>
-        <w:t>@</w:t>
+        <w:t>&gt;&gt;</w:t>
       </w:r>
       <w:r>
         <w:t xml:space="preserve"> –</w:t>
       </w:r>
       <w:r>
-        <w:t>@</w:t>
+        <w:t>&lt;&lt;</w:t>
       </w:r>
       <w:r>
         <w:rPr>
@@ -66,7 +60,7 @@
           <w:bCs/>
           <w:noProof/>
         </w:rPr>
-        <w:t>@</w:t>
+        <w:t>&gt;&gt;</w:t>
       </w:r>
       <w:r>
         <w:rPr>
@@ -79,19 +73,19 @@
         <w:t xml:space="preserve">– </w:t>
       </w:r>
       <w:r>
-        <w:t>@</w:t>
+        <w:t>&lt;&lt;</w:t>
       </w:r>
       <w:r>
         <w:t>documentName</w:t>
       </w:r>
       <w:r>
-        <w:t>@</w:t>
+        <w:t>&gt;&gt;</w:t>
       </w:r>
       <w:r>
         <w:t xml:space="preserve"> (</w:t>
       </w:r>
       <w:r>
-        <w:t>@</w:t>
+        <w:t>&lt;&lt;</w:t>
       </w:r>
       <w:r>
         <w:rPr>
@@ -103,7 +97,7 @@
         <w:rPr>
           <w:noProof/>
         </w:rPr>
-        <w:t>@</w:t>
+        <w:t>&gt;&gt;</w:t>
       </w:r>
       <w:r>
         <w:t>)</w:t>
@@ -118,281 +112,166 @@
       <w:pPr>
         <w:spacing w:after="0" w:line="240" w:lineRule="auto"/>
       </w:pPr>
+      <w:r>
+        <w:t>Body:</w:t>
+      </w:r>
+    </w:p>
+    <w:p>
+      <w:pPr>
+        <w:pStyle w:val="NormalWeb"/>
+      </w:pPr>
+      <w:r>
+        <w:t xml:space="preserve">SCHWEGMAN, LUNDBERG &amp; WOESSNER, P.A. </w:t>
+      </w:r>
+    </w:p>
+    <w:p>
+      <w:pPr>
+        <w:pStyle w:val="NormalWeb"/>
+        <w:spacing w:before="0" w:beforeAutospacing="0" w:after="0" w:afterAutospacing="0"/>
+      </w:pPr>
+    </w:p>
+    <w:p>
+      <w:pPr>
+        <w:pStyle w:val="NormalWeb"/>
+        <w:spacing w:before="0" w:beforeAutospacing="0" w:after="0" w:afterAutospacing="0"/>
+      </w:pPr>
+      <w:r>
+        <w:t>&lt;&lt;This.WAName&gt;&gt; &lt;&lt;This.WAPhone&gt;&gt;  &lt;&lt;This.WAEmail&gt;&gt;</w:t>
+      </w:r>
+    </w:p>
+    <w:p>
+      <w:pPr>
+        <w:pStyle w:val="NormalWeb"/>
+        <w:spacing w:before="0" w:beforeAutospacing="0" w:after="0" w:afterAutospacing="0"/>
+      </w:pPr>
+      <w:r>
+        <w:t>&lt;&lt;This.paraName&gt;&gt; &lt;&lt;This.paraPhone&gt;&gt;  &lt;&lt;This.paraEmail&gt;&gt;</w:t>
+      </w:r>
     </w:p>
     <w:p>
       <w:pPr>
         <w:spacing w:after="0" w:line="240" w:lineRule="auto"/>
       </w:pPr>
-      <w:r>
-        <w:t>Body:</w:t>
+    </w:p>
+    <w:p>
+      <w:pPr>
+        <w:spacing w:after="0"/>
+      </w:pPr>
+      <w:r>
+        <w:t>ACTION TYPE</w:t>
+      </w:r>
+      <w:r>
+        <w:t xml:space="preserve">: </w:t>
+      </w:r>
+      <w:r>
+        <w:t>&lt;&lt;</w:t>
+      </w:r>
+      <w:r>
+        <w:t>documentName</w:t>
+      </w:r>
+      <w:r>
+        <w:t>&gt;&gt;</w:t>
+      </w:r>
+    </w:p>
+    <w:p>
+      <w:pPr>
+        <w:spacing w:after="0"/>
+      </w:pPr>
+      <w:r>
+        <w:t xml:space="preserve">NIKE No.: </w:t>
+      </w:r>
+      <w:r>
+        <w:t>&lt;&lt;</w:t>
+      </w:r>
+      <w:r>
+        <w:t>clientRefNo</w:t>
+      </w:r>
+      <w:r>
+        <w:t>&gt;&gt;</w:t>
+      </w:r>
+    </w:p>
+    <w:p>
+      <w:pPr>
+        <w:spacing w:after="0"/>
+      </w:pPr>
+      <w:r>
+        <w:t xml:space="preserve">SLW Ref. No.: </w:t>
+      </w:r>
+      <w:r>
+        <w:t>&lt;&lt;</w:t>
+      </w:r>
+      <w:r>
+        <w:t>matterNo</w:t>
+      </w:r>
+      <w:r>
+        <w:t>&gt;&gt;</w:t>
       </w:r>
     </w:p>
     <w:p>
       <w:pPr>
         <w:spacing w:after="0" w:line="240" w:lineRule="auto"/>
       </w:pPr>
+      <w:bookmarkStart w:id="0" w:name="_Hlk14252220"/>
+      <w:r>
+        <w:t xml:space="preserve">Non-Extension Due Date: </w:t>
+      </w:r>
+      <w:r>
+        <w:t>&lt;&lt;</w:t>
+      </w:r>
+      <w:r>
+        <w:t>dueDate</w:t>
+      </w:r>
+      <w:r>
+        <w:t>&gt;&gt;</w:t>
+      </w:r>
     </w:p>
     <w:p>
       <w:pPr>
         <w:spacing w:after="0" w:line="240" w:lineRule="auto"/>
       </w:pPr>
       <w:r>
-        <w:t>SCHWEGMAN, LUNDBERG &amp; WOESSNER, P.A.</w:t>
+        <w:rPr>
+          <w:b/>
+          <w:bCs/>
+        </w:rPr>
+        <w:t xml:space="preserve">Drop Dead Due Date: </w:t>
+      </w:r>
+      <w:r>
+        <w:rPr>
+          <w:b/>
+          <w:bCs/>
+        </w:rPr>
+        <w:t xml:space="preserve">&lt;&lt;deadDueDate&gt;&gt; </w:t>
+      </w:r>
+      <w:r>
+        <w:rPr>
+          <w:b/>
+          <w:bCs/>
+        </w:rPr>
+        <w:t>w/ available Extensions</w:t>
+      </w:r>
+    </w:p>
+    <w:bookmarkEnd w:id="0"/>
+    <w:p>
+      <w:pPr>
+        <w:spacing w:after="0"/>
+      </w:pPr>
+      <w:r>
+        <w:t>Current Round of Prosecution: [eg. First Office Action; Final Office Action; etc.]</w:t>
       </w:r>
       <w:r>
         <w:t xml:space="preserve"> </w:t>
       </w:r>
-      <w:r>
-        <w:t>&lt;br&gt;&lt;br&gt;</w:t>
-      </w:r>
-    </w:p>
-    <w:p>
-      <w:pPr>
-        <w:spacing w:after="0" w:line="240" w:lineRule="auto"/>
-      </w:pPr>
-    </w:p>
-    <w:p>
-      <w:pPr>
-        <w:spacing w:after="0" w:line="240" w:lineRule="auto"/>
-      </w:pPr>
-      <w:r>
-        <w:t>@</w:t>
-      </w:r>
-      <w:r>
-        <w:t>WANam</w:t>
-      </w:r>
-      <w:r>
-        <w:t>e@</w:t>
+    </w:p>
+    <w:p>
+      <w:pPr>
+        <w:spacing w:after="0"/>
+      </w:pPr>
+      <w:r>
+        <w:t>Billing Leval Proposed: (attorney will add manually)</w:t>
       </w:r>
       <w:r>
         <w:t xml:space="preserve"> </w:t>
-      </w:r>
-      <w:r>
-        <w:t>@</w:t>
-      </w:r>
-      <w:r>
-        <w:t>WAPhone</w:t>
-      </w:r>
-      <w:r>
-        <w:t>@</w:t>
-      </w:r>
-      <w:r>
-        <w:t>&lt;br&gt;</w:t>
-      </w:r>
-    </w:p>
-    <w:p>
-      <w:pPr>
-        <w:spacing w:after="0" w:line="240" w:lineRule="auto"/>
-      </w:pPr>
-      <w:r>
-        <w:t>@</w:t>
-      </w:r>
-      <w:r>
-        <w:t>WAEmail</w:t>
-      </w:r>
-      <w:r>
-        <w:t>@</w:t>
-      </w:r>
-      <w:r>
-        <w:t>&lt;br&gt;&lt;br&gt;</w:t>
-      </w:r>
-    </w:p>
-    <w:p>
-      <w:pPr>
-        <w:spacing w:after="0" w:line="240" w:lineRule="auto"/>
-      </w:pPr>
-    </w:p>
-    <w:p>
-      <w:pPr>
-        <w:spacing w:after="0" w:line="240" w:lineRule="auto"/>
-      </w:pPr>
-      <w:r>
-        <w:t>@</w:t>
-      </w:r>
-      <w:r>
-        <w:t>paraName</w:t>
-      </w:r>
-      <w:r>
-        <w:t>@</w:t>
-      </w:r>
-      <w:r>
-        <w:t xml:space="preserve"> </w:t>
-      </w:r>
-      <w:r>
-        <w:t>@</w:t>
-      </w:r>
-      <w:r>
-        <w:t>paraPhone</w:t>
-      </w:r>
-      <w:r>
-        <w:t>@</w:t>
-      </w:r>
-      <w:r>
-        <w:t>&lt;br&gt;</w:t>
-      </w:r>
-    </w:p>
-    <w:p>
-      <w:pPr>
-        <w:spacing w:after="0" w:line="240" w:lineRule="auto"/>
-      </w:pPr>
-      <w:r>
-        <w:t>@</w:t>
-      </w:r>
-      <w:r>
-        <w:t>paraEmail</w:t>
-      </w:r>
-      <w:r>
-        <w:t>@</w:t>
-      </w:r>
-      <w:r>
-        <w:t>&lt;br&gt;&lt;br&gt;</w:t>
-      </w:r>
-    </w:p>
-    <w:p>
-      <w:pPr>
-        <w:spacing w:after="0" w:line="240" w:lineRule="auto"/>
-      </w:pPr>
-    </w:p>
-    <w:p>
-      <w:pPr>
-        <w:spacing w:after="0"/>
-      </w:pPr>
-      <w:r>
-        <w:t>ACTION TYPE</w:t>
-      </w:r>
-      <w:r>
-        <w:t xml:space="preserve">: </w:t>
-      </w:r>
-      <w:r>
-        <w:t>@</w:t>
-      </w:r>
-      <w:r>
-        <w:t>documentName</w:t>
-      </w:r>
-      <w:r>
-        <w:t>@</w:t>
-      </w:r>
-      <w:r>
-        <w:t>&lt;br&gt;</w:t>
-      </w:r>
-    </w:p>
-    <w:p>
-      <w:pPr>
-        <w:spacing w:after="0"/>
-      </w:pPr>
-      <w:r>
-        <w:t xml:space="preserve">NIKE No.: </w:t>
-      </w:r>
-      <w:r>
-        <w:t>@</w:t>
-      </w:r>
-      <w:r>
-        <w:t>clientRefNo</w:t>
-      </w:r>
-      <w:r>
-        <w:t>@</w:t>
-      </w:r>
-      <w:r>
-        <w:t>&lt;br&gt;</w:t>
-      </w:r>
-    </w:p>
-    <w:p>
-      <w:pPr>
-        <w:spacing w:after="0"/>
-      </w:pPr>
-      <w:r>
-        <w:t xml:space="preserve">SLW Ref. No.: </w:t>
-      </w:r>
-      <w:r>
-        <w:t>@</w:t>
-      </w:r>
-      <w:r>
-        <w:t>matterNo</w:t>
-      </w:r>
-      <w:r>
-        <w:t>@</w:t>
-      </w:r>
-      <w:r>
-        <w:t>&lt;br&gt;</w:t>
-      </w:r>
-    </w:p>
-    <w:p>
-      <w:pPr>
-        <w:spacing w:after="0" w:line="240" w:lineRule="auto"/>
-      </w:pPr>
-      <w:bookmarkStart w:id="0" w:name="_Hlk14252220"/>
-      <w:r>
-        <w:t xml:space="preserve">Non-Extension Due Date: </w:t>
-      </w:r>
-      <w:r>
-        <w:t>@</w:t>
-      </w:r>
-      <w:r>
-        <w:t>dueDate</w:t>
-      </w:r>
-      <w:r>
-        <w:t>@</w:t>
-      </w:r>
-      <w:r>
-        <w:t>&lt;br&gt;</w:t>
-      </w:r>
-    </w:p>
-    <w:p>
-      <w:pPr>
-        <w:spacing w:after="0" w:line="240" w:lineRule="auto"/>
-      </w:pPr>
-      <w:r>
-        <w:rPr>
-          <w:b/>
-          <w:bCs/>
-        </w:rPr>
-        <w:t>&lt;b&gt;</w:t>
-      </w:r>
-      <w:r>
-        <w:rPr>
-          <w:b/>
-          <w:bCs/>
-        </w:rPr>
-        <w:t>Drop Dead Due Date: [DUE DATE w/ available Extensions]</w:t>
-      </w:r>
-      <w:r>
-        <w:rPr>
-          <w:b/>
-          <w:bCs/>
-        </w:rPr>
-        <w:t>&lt;/b&gt;</w:t>
-      </w:r>
-      <w:r>
-        <w:t>&lt;br&gt;</w:t>
-      </w:r>
-    </w:p>
-    <w:bookmarkEnd w:id="0"/>
-    <w:p>
-      <w:pPr>
-        <w:spacing w:after="0"/>
-      </w:pPr>
-      <w:r>
-        <w:t>Current Round of Prosecution: [eg. First Office Action; Final Office Action; etc.]</w:t>
-      </w:r>
-      <w:r>
-        <w:t xml:space="preserve"> </w:t>
-      </w:r>
-      <w:r>
-        <w:t>&lt;br&gt;</w:t>
-      </w:r>
-    </w:p>
-    <w:p>
-      <w:pPr>
-        <w:spacing w:after="0"/>
-      </w:pPr>
-      <w:r>
-        <w:t>Billing Leval Proposed: (attorney will add manually)</w:t>
-      </w:r>
-      <w:r>
-        <w:t xml:space="preserve"> </w:t>
-      </w:r>
-      <w:r>
-        <w:t>&lt;br&gt;&lt;br&gt;</w:t>
       </w:r>
     </w:p>
     <w:p>
@@ -409,45 +288,52 @@
           <w:b/>
           <w:u w:val="single"/>
         </w:rPr>
-        <w:t>&lt;b&gt;&lt;u&gt;</w:t>
-      </w:r>
+        <w:t>How did we get here?</w:t>
+      </w:r>
+    </w:p>
+    <w:p>
+      <w:pPr>
+        <w:spacing w:after="0"/>
+      </w:pPr>
+    </w:p>
+    <w:p>
+      <w:pPr>
+        <w:spacing w:after="0"/>
+      </w:pPr>
       <w:r>
         <w:rPr>
           <w:b/>
           <w:u w:val="single"/>
         </w:rPr>
-        <w:t>How did we get here?</w:t>
+        <w:t>How are we different now?</w:t>
       </w:r>
       <w:r>
         <w:rPr>
           <w:b/>
           <w:u w:val="single"/>
         </w:rPr>
-        <w:t>&lt;/b&gt;&lt;/u&gt;&lt;br&gt;&lt;br&gt;</w:t>
-      </w:r>
-    </w:p>
-    <w:p>
-      <w:pPr>
-        <w:spacing w:after="0"/>
-      </w:pPr>
-    </w:p>
-    <w:p>
-      <w:pPr>
-        <w:spacing w:after="0"/>
-      </w:pPr>
-      <w:r>
+        <w:t xml:space="preserve"> </w:t>
+      </w:r>
+    </w:p>
+    <w:p>
+      <w:pPr>
+        <w:spacing w:after="0"/>
+      </w:pPr>
+    </w:p>
+    <w:p>
+      <w:pPr>
+        <w:spacing w:after="0"/>
         <w:rPr>
           <w:b/>
           <w:u w:val="single"/>
         </w:rPr>
-        <w:t>&lt;b&gt;&lt;u&gt;</w:t>
-      </w:r>
+      </w:pPr>
       <w:r>
         <w:rPr>
           <w:b/>
           <w:u w:val="single"/>
         </w:rPr>
-        <w:t>How are we different now?</w:t>
+        <w:t>Action Summary:</w:t>
       </w:r>
       <w:r>
         <w:rPr>
@@ -456,577 +342,301 @@
         </w:rPr>
         <w:t xml:space="preserve"> </w:t>
       </w:r>
+    </w:p>
+    <w:p>
+      <w:pPr>
+        <w:spacing w:after="0"/>
+      </w:pPr>
+    </w:p>
+    <w:p>
+      <w:pPr>
+        <w:spacing w:after="0"/>
+      </w:pPr>
       <w:r>
         <w:rPr>
           <w:b/>
           <w:u w:val="single"/>
         </w:rPr>
-        <w:t>&lt;/b&gt;&lt;/u&gt;&lt;br&gt;&lt;br&gt;</w:t>
-      </w:r>
-    </w:p>
-    <w:p>
-      <w:pPr>
-        <w:spacing w:after="0"/>
-      </w:pPr>
-    </w:p>
-    <w:p>
-      <w:pPr>
-        <w:spacing w:after="0"/>
+        <w:t>Recommended Path:</w:t>
+      </w:r>
+      <w:r>
         <w:rPr>
           <w:b/>
           <w:u w:val="single"/>
         </w:rPr>
-      </w:pPr>
-      <w:r>
+        <w:t xml:space="preserve"> </w:t>
+      </w:r>
+    </w:p>
+    <w:p>
+      <w:pPr>
+        <w:spacing w:after="0"/>
         <w:rPr>
           <w:b/>
           <w:u w:val="single"/>
         </w:rPr>
-        <w:t>&lt;b&gt;&lt;u&gt;</w:t>
-      </w:r>
-      <w:r>
+      </w:pPr>
+    </w:p>
+    <w:p>
+      <w:pPr>
+        <w:spacing w:after="0"/>
         <w:rPr>
           <w:b/>
           <w:u w:val="single"/>
         </w:rPr>
-        <w:t>Action Summary:</w:t>
-      </w:r>
+      </w:pPr>
       <w:r>
         <w:rPr>
           <w:b/>
           <w:u w:val="single"/>
         </w:rPr>
-        <w:t xml:space="preserve"> </w:t>
+        <w:t>Family Summary</w:t>
       </w:r>
       <w:r>
         <w:rPr>
           <w:b/>
           <w:u w:val="single"/>
         </w:rPr>
-        <w:t>&lt;/b&gt;&lt;/u&gt;&lt;br&gt;&lt;br&gt;</w:t>
-      </w:r>
-    </w:p>
-    <w:p>
-      <w:pPr>
-        <w:spacing w:after="0"/>
-      </w:pPr>
-    </w:p>
-    <w:p>
-      <w:pPr>
-        <w:spacing w:after="0"/>
-      </w:pPr>
-      <w:r>
+        <w:t>:</w:t>
+      </w:r>
+    </w:p>
+    <w:p>
+      <w:pPr>
+        <w:spacing w:after="0"/>
         <w:rPr>
           <w:b/>
           <w:u w:val="single"/>
         </w:rPr>
-        <w:t>&lt;b&gt;&lt;u&gt;</w:t>
-      </w:r>
-      <w:r>
+      </w:pPr>
+    </w:p>
+    <w:p>
+      <w:pPr>
+        <w:spacing w:after="0"/>
+      </w:pPr>
+      <w:r>
+        <w:t xml:space="preserve">There are multiple related matters: </w:t>
+      </w:r>
+    </w:p>
+    <w:p>
+      <w:pPr>
+        <w:spacing w:after="0"/>
+      </w:pPr>
+    </w:p>
+    <w:p>
+      <w:pPr>
+        <w:spacing w:after="0"/>
+        <w:ind w:firstLine="360"/>
+      </w:pPr>
+      <w:r>
+        <w:t xml:space="preserve">Issued patent </w:t>
+      </w:r>
+      <w:r>
+        <w:t xml:space="preserve">no. </w:t>
+      </w:r>
+      <w:r>
+        <w:t>&lt;&lt;</w:t>
+      </w:r>
+      <w:r>
+        <w:t>pat</w:t>
+      </w:r>
+      <w:r>
+        <w:t>No</w:t>
+      </w:r>
+      <w:r>
+        <w:t>&gt;&gt;</w:t>
+      </w:r>
+      <w:r>
+        <w:t xml:space="preserve">, </w:t>
+      </w:r>
+      <w:r>
+        <w:t>&lt;&lt;</w:t>
+      </w:r>
+      <w:r>
+        <w:t>title</w:t>
+      </w:r>
+      <w:r>
+        <w:t>&gt;&gt;</w:t>
+      </w:r>
+      <w:r>
+        <w:t>,</w:t>
+      </w:r>
+      <w:r>
+        <w:t xml:space="preserve"> </w:t>
+      </w:r>
+      <w:r>
+        <w:t>&lt;&lt;</w:t>
+      </w:r>
+      <w:r>
+        <w:rPr>
+          <w:bCs/>
+          <w:noProof/>
+        </w:rPr>
+        <w:t>clientRefNo</w:t>
+      </w:r>
+      <w:r>
+        <w:rPr>
+          <w:bCs/>
+          <w:noProof/>
+        </w:rPr>
+        <w:t>&gt;&gt;</w:t>
+      </w:r>
+      <w:r>
+        <w:t xml:space="preserve"> (</w:t>
+      </w:r>
+      <w:r>
+        <w:t>&lt;&lt;</w:t>
+      </w:r>
+      <w:r>
+        <w:rPr>
+          <w:noProof/>
+        </w:rPr>
+        <w:t>matterNo</w:t>
+      </w:r>
+      <w:r>
+        <w:rPr>
+          <w:noProof/>
+        </w:rPr>
+        <w:t>&gt;&gt;</w:t>
+      </w:r>
+      <w:r>
+        <w:t>)</w:t>
+      </w:r>
+    </w:p>
+    <w:p>
+      <w:pPr>
+        <w:spacing w:after="0"/>
+        <w:ind w:firstLine="360"/>
+      </w:pPr>
+      <w:r>
+        <w:rPr>
+          <w:bCs/>
+          <w:noProof/>
+        </w:rPr>
+        <w:t>&lt;&lt;</w:t>
+      </w:r>
+      <w:r>
+        <w:rPr>
+          <w:bCs/>
+          <w:noProof/>
+        </w:rPr>
+        <w:t>Other Informatio</w:t>
+      </w:r>
+      <w:r>
+        <w:rPr>
+          <w:bCs/>
+          <w:noProof/>
+        </w:rPr>
+        <w:t>n</w:t>
+      </w:r>
+      <w:r>
+        <w:rPr>
+          <w:bCs/>
+          <w:noProof/>
+        </w:rPr>
+        <w:t>&gt;&gt;</w:t>
+      </w:r>
+      <w:r>
+        <w:rPr>
+          <w:bCs/>
+          <w:noProof/>
+        </w:rPr>
+        <w:t xml:space="preserve"> </w:t>
+      </w:r>
+      <w:r>
+        <w:t>–</w:t>
+      </w:r>
+      <w:r>
+        <w:t xml:space="preserve"> </w:t>
+      </w:r>
+      <w:r>
+        <w:rPr>
+          <w:bCs/>
+          <w:noProof/>
+        </w:rPr>
+        <w:t>&lt;&lt;</w:t>
+      </w:r>
+      <w:r>
+        <w:rPr>
+          <w:bCs/>
+          <w:noProof/>
+        </w:rPr>
+        <w:t>c</w:t>
+      </w:r>
+      <w:r>
+        <w:rPr>
+          <w:bCs/>
+          <w:noProof/>
+        </w:rPr>
+        <w:t>lientRefNo</w:t>
+      </w:r>
+      <w:r>
+        <w:rPr>
+          <w:bCs/>
+          <w:noProof/>
+        </w:rPr>
+        <w:t>&gt;&gt;</w:t>
+      </w:r>
+      <w:r>
+        <w:t xml:space="preserve"> (</w:t>
+      </w:r>
+      <w:r>
+        <w:rPr>
+          <w:noProof/>
+        </w:rPr>
+        <w:t>&lt;&lt;</w:t>
+      </w:r>
+      <w:r>
+        <w:rPr>
+          <w:noProof/>
+        </w:rPr>
+        <w:t>matterN</w:t>
+      </w:r>
+      <w:r>
+        <w:rPr>
+          <w:noProof/>
+        </w:rPr>
+        <w:t>o</w:t>
+      </w:r>
+      <w:r>
+        <w:rPr>
+          <w:noProof/>
+        </w:rPr>
+        <w:t>&gt;&gt;</w:t>
+      </w:r>
+      <w:r>
+        <w:t>)</w:t>
+      </w:r>
+      <w:r>
+        <w:t xml:space="preserve">: </w:t>
+      </w:r>
+    </w:p>
+    <w:p>
+      <w:pPr>
+        <w:spacing w:after="0"/>
+      </w:pPr>
+    </w:p>
+    <w:p>
+      <w:pPr>
+        <w:spacing w:after="0"/>
         <w:rPr>
           <w:b/>
           <w:u w:val="single"/>
         </w:rPr>
-        <w:t>Recommended Path:</w:t>
-      </w:r>
-      <w:r>
-        <w:rPr>
-          <w:b/>
-          <w:u w:val="single"/>
-        </w:rPr>
+      </w:pPr>
+    </w:p>
+    <w:p>
+      <w:pPr>
+        <w:spacing w:after="0"/>
+      </w:pPr>
+      <w:r>
+        <w:t>Thanks,</w:t>
+      </w:r>
+    </w:p>
+    <w:p>
+      <w:pPr>
+        <w:spacing w:after="0"/>
+      </w:pPr>
+      <w:r>
         <w:t xml:space="preserve"> </w:t>
-      </w:r>
-      <w:r>
-        <w:rPr>
-          <w:b/>
-          <w:u w:val="single"/>
-        </w:rPr>
-        <w:t>&lt;/b&gt;&lt;/u&gt;&lt;br&gt;&lt;br&gt;</w:t>
-      </w:r>
-    </w:p>
-    <w:p>
-      <w:pPr>
-        <w:spacing w:after="0"/>
-        <w:rPr>
-          <w:b/>
-          <w:u w:val="single"/>
-        </w:rPr>
-      </w:pPr>
-    </w:p>
-    <w:p>
-      <w:pPr>
-        <w:spacing w:after="0"/>
-        <w:rPr>
-          <w:b/>
-          <w:u w:val="single"/>
-        </w:rPr>
-      </w:pPr>
-      <w:r>
-        <w:rPr>
-          <w:b/>
-          <w:u w:val="single"/>
-        </w:rPr>
-        <w:t>&lt;b&gt;&lt;u&gt;</w:t>
-      </w:r>
-      <w:r>
-        <w:rPr>
-          <w:b/>
-          <w:u w:val="single"/>
-        </w:rPr>
-        <w:t>Family Summary</w:t>
-      </w:r>
-      <w:r>
-        <w:rPr>
-          <w:b/>
-          <w:u w:val="single"/>
-        </w:rPr>
-        <w:t>:</w:t>
-      </w:r>
-      <w:r>
-        <w:rPr>
-          <w:b/>
-          <w:u w:val="single"/>
-        </w:rPr>
-        <w:t>&lt;/b&gt;&lt;/u&gt;&lt;br&gt;&lt;br&gt;</w:t>
-      </w:r>
-    </w:p>
-    <w:p>
-      <w:pPr>
-        <w:spacing w:after="0"/>
-      </w:pPr>
-      <w:r>
-        <w:t xml:space="preserve">There are multiple related matters: </w:t>
-      </w:r>
-      <w:r>
-        <w:t>&lt;br&gt;</w:t>
-      </w:r>
-    </w:p>
-    <w:p>
-      <w:pPr>
-        <w:spacing w:after="0"/>
-      </w:pPr>
-      <w:r>
-        <w:t>&lt;ul&gt;</w:t>
-      </w:r>
-    </w:p>
-    <w:p>
-      <w:pPr>
-        <w:spacing w:after="0"/>
-        <w:ind w:firstLine="360"/>
-      </w:pPr>
-      <w:r>
-        <w:t>&lt;li&gt;</w:t>
-      </w:r>
-      <w:r>
-        <w:t xml:space="preserve">Issued patent </w:t>
-      </w:r>
-      <w:r>
-        <w:t xml:space="preserve">no. </w:t>
-      </w:r>
-      <w:r>
-        <w:t>@</w:t>
-      </w:r>
-      <w:r>
-        <w:t>pat</w:t>
-      </w:r>
-      <w:r>
-        <w:t>No</w:t>
-      </w:r>
-      <w:r>
-        <w:t>@</w:t>
-      </w:r>
-      <w:r>
-        <w:t xml:space="preserve">, </w:t>
-      </w:r>
-      <w:r>
-        <w:t>@</w:t>
-      </w:r>
-      <w:r>
-        <w:t>title</w:t>
-      </w:r>
-      <w:r>
-        <w:t>@</w:t>
-      </w:r>
-      <w:r>
-        <w:t>,</w:t>
-      </w:r>
-      <w:r>
-        <w:t xml:space="preserve"> @</w:t>
-      </w:r>
-      <w:r>
-        <w:rPr>
-          <w:bCs/>
-          <w:noProof/>
-        </w:rPr>
-        <w:t>clientRefNo</w:t>
-      </w:r>
-      <w:r>
-        <w:rPr>
-          <w:bCs/>
-          <w:noProof/>
-        </w:rPr>
-        <w:t>@</w:t>
-      </w:r>
-      <w:r>
-        <w:t xml:space="preserve"> (</w:t>
-      </w:r>
-      <w:r>
-        <w:t>@</w:t>
-      </w:r>
-      <w:r>
-        <w:rPr>
-          <w:noProof/>
-        </w:rPr>
-        <w:t>matterNo</w:t>
-      </w:r>
-      <w:r>
-        <w:rPr>
-          <w:noProof/>
-        </w:rPr>
-        <w:t>@</w:t>
-      </w:r>
-      <w:r>
-        <w:t>)</w:t>
-      </w:r>
-      <w:r>
-        <w:t>&lt;/li&gt;</w:t>
-      </w:r>
-    </w:p>
-    <w:p>
-      <w:pPr>
-        <w:spacing w:after="0"/>
-        <w:ind w:firstLine="360"/>
-      </w:pPr>
-      <w:r>
-        <w:rPr>
-          <w:bCs/>
-          <w:noProof/>
-        </w:rPr>
-        <w:t>&lt;li&gt;</w:t>
-      </w:r>
-      <w:r>
-        <w:rPr>
-          <w:bCs/>
-          <w:noProof/>
-        </w:rPr>
-        <w:t>@</w:t>
-      </w:r>
-      <w:r>
-        <w:rPr>
-          <w:bCs/>
-          <w:noProof/>
-        </w:rPr>
-        <w:t>Other Informatio</w:t>
-      </w:r>
-      <w:r>
-        <w:rPr>
-          <w:bCs/>
-          <w:noProof/>
-        </w:rPr>
-        <w:t>n@</w:t>
-      </w:r>
-      <w:r>
-        <w:rPr>
-          <w:bCs/>
-          <w:noProof/>
-        </w:rPr>
-        <w:t xml:space="preserve"> </w:t>
-      </w:r>
-      <w:r>
-        <w:t>–</w:t>
-      </w:r>
-      <w:r>
-        <w:t xml:space="preserve"> </w:t>
-      </w:r>
-      <w:r>
-        <w:rPr>
-          <w:bCs/>
-          <w:noProof/>
-        </w:rPr>
-        <w:t>@c</w:t>
-      </w:r>
-      <w:r>
-        <w:rPr>
-          <w:bCs/>
-          <w:noProof/>
-        </w:rPr>
-        <w:t>lientRefNo</w:t>
-      </w:r>
-      <w:r>
-        <w:rPr>
-          <w:bCs/>
-          <w:noProof/>
-        </w:rPr>
-        <w:t>@</w:t>
-      </w:r>
-      <w:r>
-        <w:t xml:space="preserve"> (</w:t>
-      </w:r>
-      <w:r>
-        <w:rPr>
-          <w:noProof/>
-        </w:rPr>
-        <w:t>@</w:t>
-      </w:r>
-      <w:r>
-        <w:rPr>
-          <w:noProof/>
-        </w:rPr>
-        <w:t>matterN</w:t>
-      </w:r>
-      <w:r>
-        <w:rPr>
-          <w:noProof/>
-        </w:rPr>
-        <w:t>o@</w:t>
-      </w:r>
-      <w:r>
-        <w:t>)</w:t>
-      </w:r>
-      <w:r>
-        <w:t xml:space="preserve">: </w:t>
-      </w:r>
-      <w:r>
-        <w:t>&lt;/li&gt;</w:t>
-      </w:r>
-    </w:p>
-    <w:p>
-      <w:pPr>
-        <w:spacing w:after="0"/>
-      </w:pPr>
-      <w:r>
-        <w:t>&lt;/ul&gt;</w:t>
-      </w:r>
-    </w:p>
-    <w:p>
-      <w:pPr>
-        <w:spacing w:after="0"/>
-        <w:rPr>
-          <w:b/>
-          <w:u w:val="single"/>
-        </w:rPr>
-      </w:pPr>
-    </w:p>
-    <w:p>
-      <w:pPr>
-        <w:spacing w:after="0"/>
-      </w:pPr>
-      <w:r>
-        <w:t>Thanks,</w:t>
-      </w:r>
-      <w:r>
-        <w:t>&lt;br&gt;</w:t>
-      </w:r>
-    </w:p>
-    <w:p>
-      <w:pPr>
-        <w:spacing w:after="0"/>
-      </w:pPr>
-    </w:p>
-    <w:p>
-      <w:pPr>
-        <w:spacing w:after="0"/>
-      </w:pPr>
-    </w:p>
-    <w:p/>
-    <w:p>
-      <w:r>
-        <w:br w:type="page"/>
-      </w:r>
-    </w:p>
-    <w:p>
-      <w:pPr>
-        <w:spacing w:after="0"/>
-      </w:pPr>
-      <w:r>
-        <w:lastRenderedPageBreak/>
-        <w:t>Current merge language:</w:t>
-      </w:r>
-    </w:p>
-    <w:p>
-      <w:pPr>
-        <w:spacing w:after="0"/>
-      </w:pPr>
-    </w:p>
-    <w:p>
-      <w:pPr>
-        <w:spacing w:after="0"/>
-      </w:pPr>
-      <w:r>
-        <w:t>SCHWEGMAN, LUNDBERG &amp; WOESSNER, P.A.</w:t>
-      </w:r>
-    </w:p>
-    <w:p>
-      <w:pPr>
-        <w:spacing w:after="0"/>
-      </w:pPr>
-    </w:p>
-    <w:p>
-      <w:pPr>
-        <w:spacing w:after="0"/>
-      </w:pPr>
-      <w:r>
-        <w:t>&lt;&lt;This.WAName&gt;&gt; &lt;&lt;This.WAPhone&gt;&gt;</w:t>
-      </w:r>
-    </w:p>
-    <w:p>
-      <w:pPr>
-        <w:spacing w:after="0"/>
-      </w:pPr>
-      <w:r>
-        <w:t>&lt;&lt;This.WAEmail&gt;&gt;</w:t>
-      </w:r>
-    </w:p>
-    <w:p>
-      <w:pPr>
-        <w:spacing w:after="0"/>
-      </w:pPr>
-    </w:p>
-    <w:p>
-      <w:pPr>
-        <w:spacing w:after="0"/>
-      </w:pPr>
-      <w:r>
-        <w:t>&lt;&lt;This.paraName&gt;&gt; &lt;&lt;This.paraPhone&gt;&gt;</w:t>
-      </w:r>
-    </w:p>
-    <w:p>
-      <w:pPr>
-        <w:spacing w:after="0"/>
-      </w:pPr>
-      <w:r>
-        <w:t>&lt;&lt;This.paraEmail&gt;&gt;</w:t>
-      </w:r>
-    </w:p>
-    <w:p>
-      <w:pPr>
-        <w:spacing w:after="0"/>
-      </w:pPr>
-    </w:p>
-    <w:p>
-      <w:pPr>
-        <w:spacing w:after="0"/>
-      </w:pPr>
-      <w:r>
-        <w:t>Re:   &lt;&lt;This.orgName&gt;&gt; &lt;&lt;This.clientRefNo&gt;&gt; - SLW Ref. No. &lt;&lt;This.matterNo&gt;&gt;</w:t>
-      </w:r>
-    </w:p>
-    <w:p>
-      <w:pPr>
-        <w:spacing w:after="0"/>
-      </w:pPr>
-      <w:r>
-        <w:tab/>
-        <w:t>&lt;&lt;THIS.mattercountryname&gt;&gt; Application No. &lt;&lt;This.serialNo&gt;&gt;</w:t>
-      </w:r>
-    </w:p>
-    <w:p>
-      <w:pPr>
-        <w:spacing w:after="0"/>
-      </w:pPr>
-      <w:r>
-        <w:tab/>
-        <w:t>Title: &lt;&lt;This.title&gt;&gt;</w:t>
-      </w:r>
-    </w:p>
-    <w:p>
-      <w:pPr>
-        <w:spacing w:after="0"/>
-      </w:pPr>
-    </w:p>
-    <w:p>
-      <w:pPr>
-        <w:spacing w:after="0"/>
-      </w:pPr>
-      <w:r>
-        <w:t xml:space="preserve">Hi Chris, </w:t>
-      </w:r>
-    </w:p>
-    <w:p>
-      <w:pPr>
-        <w:spacing w:after="0"/>
-      </w:pPr>
-      <w:r>
-        <w:t xml:space="preserve">It looks like we have received [ADD ACTION], related to the &lt;&lt;OtherInformation&gt;&gt;. I note that we will need your instructions on [ADD ACTION]. </w:t>
-      </w:r>
-    </w:p>
-    <w:p>
-      <w:pPr>
-        <w:spacing w:after="0"/>
-      </w:pPr>
-    </w:p>
-    <w:p>
-      <w:pPr>
-        <w:spacing w:after="0"/>
-      </w:pPr>
-      <w:r>
-        <w:t>Application Summary :</w:t>
-      </w:r>
-    </w:p>
-    <w:p>
-      <w:pPr>
-        <w:spacing w:after="0"/>
-      </w:pPr>
-    </w:p>
-    <w:p>
-      <w:pPr>
-        <w:spacing w:after="0"/>
-      </w:pPr>
-      <w:r>
-        <w:t>Family Summary:&lt;&lt;MultipleMatters&gt;&gt;</w:t>
-      </w:r>
-    </w:p>
-    <w:p>
-      <w:pPr>
-        <w:spacing w:after="0"/>
-      </w:pPr>
-      <w:r>
-        <w:tab/>
-        <w:t>&lt;&lt;RelatedMatters&gt;&gt;</w:t>
-      </w:r>
-    </w:p>
-    <w:p>
-      <w:pPr>
-        <w:spacing w:after="0"/>
-      </w:pPr>
-    </w:p>
-    <w:p>
-      <w:pPr>
-        <w:spacing w:after="0"/>
-      </w:pPr>
-      <w:r>
-        <w:t>Analysis:</w:t>
-      </w:r>
-    </w:p>
-    <w:p>
-      <w:pPr>
-        <w:spacing w:after="0"/>
-      </w:pPr>
-    </w:p>
-    <w:p>
-      <w:pPr>
-        <w:spacing w:after="0"/>
-      </w:pPr>
-      <w:r>
-        <w:t>Recommendation:</w:t>
-      </w:r>
-    </w:p>
-    <w:p>
-      <w:pPr>
-        <w:spacing w:after="0"/>
-      </w:pPr>
-    </w:p>
-    <w:p>
-      <w:pPr>
-        <w:spacing w:after="0"/>
-      </w:pPr>
-    </w:p>
-    <w:p>
-      <w:pPr>
-        <w:spacing w:after="0"/>
-      </w:pPr>
-      <w:r>
-        <w:t>Thanks,</w:t>
       </w:r>
     </w:p>
     <w:sectPr>
